--- a/Examples/GroupDocs.Assembly.Examples.Java/Data/Output/Word Reports/Common List_report.docx
+++ b/Examples/GroupDocs.Assembly.Examples.Java/Data/Output/Word Reports/Common List_report.docx
@@ -173,7 +173,7 @@
               <wp:inline distT="0" distB="0" distL="0" distR="0">
                 <wp:extent cx="1447800" cy="1343025"/>
                 <wp:effectExtent l="0" t="0" r="19050" b="28575"/>
-                <wp:docPr id="1261803871" name="Text Box 6"/>
+                <wp:docPr id="738331190" name="Text Box 6"/>
                 <wp:cNvGraphicFramePr/>
                 <a:graphic xmlns:a="http://schemas.openxmlformats.org/drawingml/2006/main">
                   <a:graphicData uri="http://schemas.microsoft.com/office/word/2010/wordprocessingShape">
@@ -314,7 +314,7 @@
               <wp:inline distT="0" distB="0" distL="0" distR="0">
                 <wp:extent cx="1447800" cy="1343025"/>
                 <wp:effectExtent l="0" t="0" r="19050" b="28575"/>
-                <wp:docPr id="1958911661" name="Text Box 6"/>
+                <wp:docPr id="1995721576" name="Text Box 6"/>
                 <wp:cNvGraphicFramePr/>
                 <a:graphic xmlns:a="http://schemas.openxmlformats.org/drawingml/2006/main">
                   <a:graphicData uri="http://schemas.microsoft.com/office/word/2010/wordprocessingShape">

--- a/Examples/GroupDocs.Assembly.Examples.Java/Data/Output/Word Reports/Common List_report.docx
+++ b/Examples/GroupDocs.Assembly.Examples.Java/Data/Output/Word Reports/Common List_report.docx
@@ -173,7 +173,7 @@
               <wp:inline distT="0" distB="0" distL="0" distR="0">
                 <wp:extent cx="1447800" cy="1343025"/>
                 <wp:effectExtent l="0" t="0" r="19050" b="28575"/>
-                <wp:docPr id="738331190" name="Text Box 6"/>
+                <wp:docPr id="1567642987" name="Text Box 6"/>
                 <wp:cNvGraphicFramePr/>
                 <a:graphic xmlns:a="http://schemas.openxmlformats.org/drawingml/2006/main">
                   <a:graphicData uri="http://schemas.microsoft.com/office/word/2010/wordprocessingShape">
@@ -314,7 +314,7 @@
               <wp:inline distT="0" distB="0" distL="0" distR="0">
                 <wp:extent cx="1447800" cy="1343025"/>
                 <wp:effectExtent l="0" t="0" r="19050" b="28575"/>
-                <wp:docPr id="1995721576" name="Text Box 6"/>
+                <wp:docPr id="687650708" name="Text Box 6"/>
                 <wp:cNvGraphicFramePr/>
                 <a:graphic xmlns:a="http://schemas.openxmlformats.org/drawingml/2006/main">
                   <a:graphicData uri="http://schemas.microsoft.com/office/word/2010/wordprocessingShape">

--- a/Examples/GroupDocs.Assembly.Examples.Java/Data/Output/Word Reports/Common List_report.docx
+++ b/Examples/GroupDocs.Assembly.Examples.Java/Data/Output/Word Reports/Common List_report.docx
@@ -173,7 +173,7 @@
               <wp:inline distT="0" distB="0" distL="0" distR="0">
                 <wp:extent cx="1447800" cy="1343025"/>
                 <wp:effectExtent l="0" t="0" r="19050" b="28575"/>
-                <wp:docPr id="1567642987" name="Text Box 6"/>
+                <wp:docPr id="547450238" name="Text Box 6"/>
                 <wp:cNvGraphicFramePr/>
                 <a:graphic xmlns:a="http://schemas.openxmlformats.org/drawingml/2006/main">
                   <a:graphicData uri="http://schemas.microsoft.com/office/word/2010/wordprocessingShape">
@@ -314,7 +314,7 @@
               <wp:inline distT="0" distB="0" distL="0" distR="0">
                 <wp:extent cx="1447800" cy="1343025"/>
                 <wp:effectExtent l="0" t="0" r="19050" b="28575"/>
-                <wp:docPr id="687650708" name="Text Box 6"/>
+                <wp:docPr id="973244498" name="Text Box 6"/>
                 <wp:cNvGraphicFramePr/>
                 <a:graphic xmlns:a="http://schemas.openxmlformats.org/drawingml/2006/main">
                   <a:graphicData uri="http://schemas.microsoft.com/office/word/2010/wordprocessingShape">
